--- a/tests/org.obeonetwork.m2doc.tests/resources/template/withBookmarkCallBeforeBookmarkRef/withBookmarkCallBeforeBookmarkRef-expected-generation.docx
+++ b/tests/org.obeonetwork.m2doc.tests/resources/template/withBookmarkCallBeforeBookmarkRef/withBookmarkCallBeforeBookmarkRef-expected-generation.docx
@@ -46,14 +46,14 @@
       <w:proofErr w:type="gramEnd"/>
       <w:bookmarkStart w:id="0" w:name="_GoBack"/>
       <w:bookmarkEnd w:id="0"/>
-      <w:bookmarkStart w:name="testid" w:id="97433436529618908909003381070205643063"/>
+      <w:bookmarkStart w:name="testid" w:id="42611685393157917371584429436490962182"/>
       <w:r>
         <w:rPr>
           <w:lang w:val="en-US"/>
         </w:rPr>
         <w:t>test</w:t>
       </w:r>
-      <w:bookmarkEnd w:id="97433436529618908909003381070205643063"/>
+      <w:bookmarkEnd w:id="42611685393157917371584429436490962182"/>
     </w:p>
     <w:p>
       <w:pPr>
@@ -67,23 +67,23 @@
         </w:rPr>
         <w:t/>
       </w:r>
-      <w:r w:rsidR="7527FDDBE9A247B1A05C64C504975327">
+      <w:r w:rsidR="3BD80E93041E424DAA8DC56B07AEA816">
         <w:fldChar w:fldCharType="begin"/>
       </w:r>
-      <w:r w:rsidR="7527FDDBE9A247B1A05C64C504975327">
+      <w:r w:rsidR="3BD80E93041E424DAA8DC56B07AEA816">
         <w:instrText xml:space="preserve"> REF testid \h </w:instrText>
       </w:r>
-      <w:r w:rsidR="7527FDDBE9A247B1A05C64C504975327">
+      <w:r w:rsidR="3BD80E93041E424DAA8DC56B07AEA816">
         <w:fldChar w:fldCharType="separate"/>
       </w:r>
-      <w:r w:rsidR="7527FDDBE9A247B1A05C64C504975327">
+      <w:r w:rsidR="3BD80E93041E424DAA8DC56B07AEA816">
         <w:rPr>
           <w:noProof/>
           <w:b w:val="on"/>
         </w:rPr>
         <w:t>testidref</w:t>
       </w:r>
-      <w:r w:rsidR="7527FDDBE9A247B1A05C64C504975327">
+      <w:r w:rsidR="3BD80E93041E424DAA8DC56B07AEA816">
         <w:fldChar w:fldCharType="end"/>
       </w:r>
     </w:p>

--- a/tests/org.obeonetwork.m2doc.tests/resources/template/withBookmarkCallBeforeBookmarkRef/withBookmarkCallBeforeBookmarkRef-expected-generation.docx
+++ b/tests/org.obeonetwork.m2doc.tests/resources/template/withBookmarkCallBeforeBookmarkRef/withBookmarkCallBeforeBookmarkRef-expected-generation.docx
@@ -46,14 +46,14 @@
       <w:proofErr w:type="gramEnd"/>
       <w:bookmarkStart w:id="0" w:name="_GoBack"/>
       <w:bookmarkEnd w:id="0"/>
-      <w:bookmarkStart w:name="testid" w:id="97433436529618908909003381070205643063"/>
+      <w:bookmarkStart w:name="testid" w:id="98403455869631109211341021808414800238"/>
       <w:r>
         <w:rPr>
           <w:lang w:val="en-US"/>
         </w:rPr>
         <w:t>test</w:t>
       </w:r>
-      <w:bookmarkEnd w:id="97433436529618908909003381070205643063"/>
+      <w:bookmarkEnd w:id="98403455869631109211341021808414800238"/>
     </w:p>
     <w:p>
       <w:pPr>
@@ -67,23 +67,23 @@
         </w:rPr>
         <w:t/>
       </w:r>
-      <w:r w:rsidR="7527FDDBE9A247B1A05C64C504975327">
+      <w:r w:rsidR="47EBA5B96E5040E4A8BF36C5CE4B6EAA">
         <w:fldChar w:fldCharType="begin"/>
       </w:r>
-      <w:r w:rsidR="7527FDDBE9A247B1A05C64C504975327">
+      <w:r w:rsidR="47EBA5B96E5040E4A8BF36C5CE4B6EAA">
         <w:instrText xml:space="preserve"> REF testid \h </w:instrText>
       </w:r>
-      <w:r w:rsidR="7527FDDBE9A247B1A05C64C504975327">
+      <w:r w:rsidR="47EBA5B96E5040E4A8BF36C5CE4B6EAA">
         <w:fldChar w:fldCharType="separate"/>
       </w:r>
-      <w:r w:rsidR="7527FDDBE9A247B1A05C64C504975327">
+      <w:r w:rsidR="47EBA5B96E5040E4A8BF36C5CE4B6EAA">
         <w:rPr>
           <w:noProof/>
           <w:b w:val="on"/>
         </w:rPr>
         <w:t>testidref</w:t>
       </w:r>
-      <w:r w:rsidR="7527FDDBE9A247B1A05C64C504975327">
+      <w:r w:rsidR="47EBA5B96E5040E4A8BF36C5CE4B6EAA">
         <w:fldChar w:fldCharType="end"/>
       </w:r>
     </w:p>
